--- a/docu/Meetings/2026.03.11_Requirements.docx
+++ b/docu/Meetings/2026.03.11_Requirements.docx
@@ -157,7 +157,7 @@
             <w:rPr>
               <w:rFonts w:eastAsiaTheme="minorEastAsia"/>
               <w:noProof/>
-              <w:lang w:val="en-AT" w:eastAsia="en-AT"/>
+              <w:lang w:eastAsia="en-AT"/>
             </w:rPr>
           </w:pPr>
           <w:r>
@@ -174,7 +174,6 @@
               <w:rPr>
                 <w:rStyle w:val="Hyperlink"/>
                 <w:noProof/>
-                <w:lang w:val="en-AT"/>
               </w:rPr>
               <w:t>App-/Projekt-Setting allgemein:</w:t>
             </w:r>
@@ -237,7 +236,7 @@
             <w:rPr>
               <w:rFonts w:eastAsiaTheme="minorEastAsia"/>
               <w:noProof/>
-              <w:lang w:val="en-AT" w:eastAsia="en-AT"/>
+              <w:lang w:eastAsia="en-AT"/>
             </w:rPr>
           </w:pPr>
           <w:hyperlink w:anchor="_Toc224556344" w:history="1">
@@ -245,7 +244,6 @@
               <w:rPr>
                 <w:rStyle w:val="Hyperlink"/>
                 <w:noProof/>
-                <w:lang w:val="en-AT"/>
               </w:rPr>
               <w:t>Relevante Belegarten:</w:t>
             </w:r>
@@ -308,7 +306,7 @@
             <w:rPr>
               <w:rFonts w:eastAsiaTheme="minorEastAsia"/>
               <w:noProof/>
-              <w:lang w:val="en-AT" w:eastAsia="en-AT"/>
+              <w:lang w:eastAsia="en-AT"/>
             </w:rPr>
           </w:pPr>
           <w:hyperlink w:anchor="_Toc224556345" w:history="1">
@@ -316,7 +314,6 @@
               <w:rPr>
                 <w:rStyle w:val="Hyperlink"/>
                 <w:noProof/>
-                <w:lang w:val="en-AT"/>
               </w:rPr>
               <w:t>Ziel der Use-Cases:</w:t>
             </w:r>
@@ -379,7 +376,7 @@
             <w:rPr>
               <w:rFonts w:eastAsiaTheme="minorEastAsia"/>
               <w:noProof/>
-              <w:lang w:val="en-AT" w:eastAsia="en-AT"/>
+              <w:lang w:eastAsia="en-AT"/>
             </w:rPr>
           </w:pPr>
           <w:hyperlink w:anchor="_Toc224556346" w:history="1">
@@ -387,7 +384,6 @@
               <w:rPr>
                 <w:rStyle w:val="Hyperlink"/>
                 <w:noProof/>
-                <w:lang w:val="en-AT"/>
               </w:rPr>
               <w:t>Latenzvorgaben:</w:t>
             </w:r>
@@ -450,7 +446,7 @@
             <w:rPr>
               <w:rFonts w:eastAsiaTheme="minorEastAsia"/>
               <w:noProof/>
-              <w:lang w:val="en-AT" w:eastAsia="en-AT"/>
+              <w:lang w:eastAsia="en-AT"/>
             </w:rPr>
           </w:pPr>
           <w:hyperlink w:anchor="_Toc224556347" w:history="1">
@@ -458,7 +454,6 @@
               <w:rPr>
                 <w:rStyle w:val="Hyperlink"/>
                 <w:noProof/>
-                <w:lang w:val="en-AT"/>
               </w:rPr>
               <w:t>AI-Belegerkennung allgemein</w:t>
             </w:r>
@@ -521,7 +516,7 @@
             <w:rPr>
               <w:rFonts w:eastAsiaTheme="minorEastAsia"/>
               <w:noProof/>
-              <w:lang w:val="en-AT" w:eastAsia="en-AT"/>
+              <w:lang w:eastAsia="en-AT"/>
             </w:rPr>
           </w:pPr>
           <w:hyperlink w:anchor="_Toc224556348" w:history="1">
@@ -529,7 +524,6 @@
               <w:rPr>
                 <w:rStyle w:val="Hyperlink"/>
                 <w:noProof/>
-                <w:lang w:val="en-AT"/>
               </w:rPr>
               <w:t>Tech Stack:</w:t>
             </w:r>
@@ -592,7 +586,7 @@
             <w:rPr>
               <w:rFonts w:eastAsiaTheme="minorEastAsia"/>
               <w:noProof/>
-              <w:lang w:val="en-AT" w:eastAsia="en-AT"/>
+              <w:lang w:eastAsia="en-AT"/>
             </w:rPr>
           </w:pPr>
           <w:hyperlink w:anchor="_Toc224556349" w:history="1">
@@ -600,7 +594,6 @@
               <w:rPr>
                 <w:rStyle w:val="Hyperlink"/>
                 <w:noProof/>
-                <w:lang w:val="en-AT"/>
               </w:rPr>
               <w:t>Dokumentation und Präsentation:</w:t>
             </w:r>
@@ -683,15 +676,9 @@
     <w:p>
       <w:pPr>
         <w:pStyle w:val="Heading1"/>
-        <w:rPr>
-          <w:lang w:val="en-AT"/>
-        </w:rPr>
       </w:pPr>
       <w:bookmarkStart w:id="0" w:name="_Toc224556343"/>
       <w:r>
-        <w:rPr>
-          <w:lang w:val="en-AT"/>
-        </w:rPr>
         <w:t>App-/Projekt-Setting allgemein:</w:t>
       </w:r>
       <w:bookmarkEnd w:id="0"/>
@@ -702,14 +689,8 @@
           <w:ilvl w:val="0"/>
           <w:numId w:val="20"/>
         </w:numPr>
-        <w:rPr>
-          <w:lang w:val="en-AT"/>
-        </w:rPr>
       </w:pPr>
       <w:r>
-        <w:rPr>
-          <w:lang w:val="en-AT"/>
-        </w:rPr>
         <w:t>Wir denken an ein Proof of Concept für lokale AI-Belegverarbeitung in unserer App „BMD Go“</w:t>
       </w:r>
     </w:p>
@@ -719,14 +700,8 @@
           <w:ilvl w:val="0"/>
           <w:numId w:val="20"/>
         </w:numPr>
-        <w:rPr>
-          <w:lang w:val="en-AT"/>
-        </w:rPr>
       </w:pPr>
       <w:r>
-        <w:rPr>
-          <w:lang w:val="en-AT"/>
-        </w:rPr>
         <w:t>Ein direktes Arbeiten in unserer Codebasis wird im Projekt nicht möglich sein, d. h. idealerweise bilden Sie einen Mockup entsprechend nach (Aufwand für Mockup möglichst im Rahmen halten, da es nur für die Veranschaulichung geht).</w:t>
       </w:r>
     </w:p>
@@ -736,29 +711,17 @@
           <w:ilvl w:val="0"/>
           <w:numId w:val="20"/>
         </w:numPr>
-        <w:rPr>
-          <w:lang w:val="en-AT"/>
-        </w:rPr>
       </w:pPr>
       <w:r>
-        <w:rPr>
-          <w:lang w:val="en-AT"/>
-        </w:rPr>
         <w:t>Unsere BMD Go können wir natürlich online demonstrieren, und wir können Screenshots zur Verfügung stellen.</w:t>
       </w:r>
     </w:p>
     <w:p>
       <w:pPr>
         <w:pStyle w:val="Heading1"/>
-        <w:rPr>
-          <w:lang w:val="en-AT"/>
-        </w:rPr>
       </w:pPr>
       <w:bookmarkStart w:id="1" w:name="_Toc224556344"/>
       <w:r>
-        <w:rPr>
-          <w:lang w:val="en-AT"/>
-        </w:rPr>
         <w:t>Relevante Belegarten:</w:t>
       </w:r>
       <w:bookmarkEnd w:id="1"/>
@@ -769,91 +732,61 @@
           <w:ilvl w:val="0"/>
           <w:numId w:val="22"/>
         </w:numPr>
-        <w:rPr>
-          <w:lang w:val="en-AT"/>
-        </w:rPr>
       </w:pPr>
       <w:r>
-        <w:rPr>
-          <w:lang w:val="en-AT"/>
-        </w:rPr>
         <w:t>Per BMD Go fotografierte oder hochgeladeneRechnungen, Kassenbelege, Bestätigung für Pflegefreistellungen, Stammdatenänderung (Meldezettel, Heiratsurkunde) (für ESS), Lieferscheine, Arztbestätigungen</w:t>
       </w:r>
     </w:p>
     <w:p>
-      <w:pPr>
-        <w:rPr>
-          <w:lang w:val="en-AT"/>
-        </w:rPr>
-      </w:pPr>
       <w:r>
-        <w:rPr>
-          <w:lang w:val="en-AT"/>
-        </w:rPr>
         <w:t> </w:t>
       </w:r>
     </w:p>
     <w:p>
-      <w:pPr>
-        <w:rPr>
-          <w:lang w:val="en-AT"/>
-        </w:rPr>
-      </w:pPr>
       <w:r>
-        <w:rPr>
-          <w:lang w:val="en-AT"/>
-        </w:rPr>
         <w:lastRenderedPageBreak/>
         <w:t>Ein umfangreiches Set an Beispielbelegen haben wir aktuell nicht vorliegen, jedoch können wir bestimmt entsprechende Belege generieren.</w:t>
       </w:r>
     </w:p>
     <w:p>
-      <w:pPr>
-        <w:rPr>
-          <w:lang w:val="en-AT"/>
-        </w:rPr>
-      </w:pPr>
       <w:r>
-        <w:rPr>
-          <w:lang w:val="en-AT"/>
-        </w:rPr>
-        <w:t>Siehe ev. auch</w:t>
+        <w:t xml:space="preserve">Siehe ev. </w:t>
+      </w:r>
+      <w:r>
+        <w:t>A</w:t>
+      </w:r>
+      <w:r>
+        <w:t>uch</w:t>
+      </w:r>
+      <w:r>
+        <w:t xml:space="preserve">: </w:t>
       </w:r>
       <w:hyperlink r:id="rId5" w:tgtFrame="_blank" w:tooltip="Ursprüngliche URL: https://felixhertlein.github.io/inv3d/#Downloads. Klicken oder tippen Sie, wenn Sie diesem Link Vertrauen." w:history="1">
         <w:r>
           <w:rPr>
             <w:rStyle w:val="Hyperlink"/>
-            <w:lang w:val="en-AT"/>
           </w:rPr>
           <w:t>Inv3D: a high-resolution 3D invoice dataset for template-guided single-image document unwarping</w:t>
         </w:r>
       </w:hyperlink>
       <w:r>
-        <w:rPr>
-          <w:lang w:val="en-AT"/>
-        </w:rPr>
         <w:t>,</w:t>
       </w:r>
       <w:hyperlink r:id="rId6" w:tgtFrame="_blank" w:tooltip="Ursprüngliche URL: https://huggingface.co/datasets/naver-clova-ix/cord-v1. Klicken oder tippen Sie, wenn Sie diesem Link Vertrauen." w:history="1">
         <w:r>
           <w:rPr>
             <w:rStyle w:val="Hyperlink"/>
-            <w:lang w:val="en-AT"/>
           </w:rPr>
           <w:t>naver-clova-ix/cord-v1 · Datasets at Hugging Face</w:t>
         </w:r>
       </w:hyperlink>
       <w:r>
-        <w:rPr>
-          <w:lang w:val="en-AT"/>
-        </w:rPr>
         <w:t>,</w:t>
       </w:r>
       <w:hyperlink r:id="rId7" w:tgtFrame="_blank" w:tooltip="Ursprüngliche URL: https://huggingface.co/datasets/Francisco-Cruz/InvoicesReceiptsPT/viewer/default/train?p=10&amp;image-viewer=EC94DAA4D9C4CFCFBDD862C41283417B2952A83C. Klicken oder tippen Sie, wenn Sie diesem Link Vertrauen." w:history="1">
         <w:r>
           <w:rPr>
             <w:rStyle w:val="Hyperlink"/>
-            <w:lang w:val="en-AT"/>
           </w:rPr>
           <w:t>Francisco-Cruz/InvoicesReceiptsPT · Datasets at Hugging Face</w:t>
         </w:r>
@@ -862,15 +795,9 @@
     <w:p>
       <w:pPr>
         <w:pStyle w:val="Heading1"/>
-        <w:rPr>
-          <w:lang w:val="en-AT"/>
-        </w:rPr>
       </w:pPr>
       <w:bookmarkStart w:id="2" w:name="_Toc224556345"/>
       <w:r>
-        <w:rPr>
-          <w:lang w:val="en-AT"/>
-        </w:rPr>
         <w:t>Ziel der Use-Cases:</w:t>
       </w:r>
       <w:bookmarkEnd w:id="2"/>
@@ -882,14 +809,8 @@
           <w:numId w:val="24"/>
         </w:numPr>
         <w:spacing w:after="0"/>
-        <w:rPr>
-          <w:lang w:val="en-AT"/>
-        </w:rPr>
       </w:pPr>
       <w:r>
-        <w:rPr>
-          <w:lang w:val="en-AT"/>
-        </w:rPr>
         <w:t>1. Dokumentenklassifikation =&gt; automatische Erkennung, ob es sich um eine Rechnung, einen Kassenbeleg (bzw. Art des Belegs), eine Arztbestätigung, … handelt</w:t>
       </w:r>
     </w:p>
@@ -900,14 +821,8 @@
           <w:numId w:val="39"/>
         </w:numPr>
         <w:spacing w:after="0"/>
-        <w:rPr>
-          <w:lang w:val="en-AT"/>
-        </w:rPr>
       </w:pPr>
       <w:r>
-        <w:rPr>
-          <w:lang w:val="en-AT"/>
-        </w:rPr>
         <w:t>2. Schlüsselfelder extrahieren; Beispiele:</w:t>
       </w:r>
     </w:p>
@@ -918,14 +833,8 @@
           <w:numId w:val="39"/>
         </w:numPr>
         <w:spacing w:after="0"/>
-        <w:rPr>
-          <w:lang w:val="en-AT"/>
-        </w:rPr>
       </w:pPr>
       <w:r>
-        <w:rPr>
-          <w:lang w:val="en-AT"/>
-        </w:rPr>
         <w:t>Rechnungsbetrag bei Rechnungen und Spesenbelegen</w:t>
       </w:r>
     </w:p>
@@ -936,14 +845,8 @@
           <w:numId w:val="39"/>
         </w:numPr>
         <w:spacing w:after="0"/>
-        <w:rPr>
-          <w:lang w:val="en-AT"/>
-        </w:rPr>
       </w:pPr>
       <w:r>
-        <w:rPr>
-          <w:lang w:val="en-AT"/>
-        </w:rPr>
         <w:t>Datum und Uhrzeit bei Zeitbestätigung von Arzt</w:t>
       </w:r>
     </w:p>
@@ -954,14 +857,8 @@
           <w:numId w:val="39"/>
         </w:numPr>
         <w:spacing w:after="0"/>
-        <w:rPr>
-          <w:lang w:val="en-AT"/>
-        </w:rPr>
       </w:pPr>
       <w:r>
-        <w:rPr>
-          <w:lang w:val="en-AT"/>
-        </w:rPr>
         <w:t>Spesenbeleg: Datum</w:t>
       </w:r>
     </w:p>
@@ -972,14 +869,8 @@
           <w:numId w:val="39"/>
         </w:numPr>
         <w:spacing w:after="0"/>
-        <w:rPr>
-          <w:lang w:val="en-AT"/>
-        </w:rPr>
       </w:pPr>
       <w:r>
-        <w:rPr>
-          <w:lang w:val="en-AT"/>
-        </w:rPr>
         <w:t>etc.</w:t>
       </w:r>
     </w:p>
@@ -990,14 +881,8 @@
           <w:numId w:val="39"/>
         </w:numPr>
         <w:spacing w:after="0"/>
-        <w:rPr>
-          <w:lang w:val="en-AT"/>
-        </w:rPr>
       </w:pPr>
       <w:r>
-        <w:rPr>
-          <w:lang w:val="en-AT"/>
-        </w:rPr>
         <w:t>falls im Projekt noch Luft bleibt, weitere Use-Cases, z. B.</w:t>
       </w:r>
     </w:p>
@@ -1008,14 +893,8 @@
           <w:numId w:val="39"/>
         </w:numPr>
         <w:spacing w:after="0"/>
-        <w:rPr>
-          <w:lang w:val="en-AT"/>
-        </w:rPr>
       </w:pPr>
       <w:r>
-        <w:rPr>
-          <w:lang w:val="en-AT"/>
-        </w:rPr>
         <w:t>3. Splitten eines PDF-Dokuments, das mehrere Lieferscheine und Rechnungen enthält, in Einzelbelege</w:t>
       </w:r>
     </w:p>
@@ -1026,42 +905,22 @@
           <w:numId w:val="39"/>
         </w:numPr>
         <w:spacing w:after="0"/>
-        <w:rPr>
-          <w:lang w:val="en-AT"/>
-        </w:rPr>
       </w:pPr>
       <w:r>
-        <w:rPr>
-          <w:lang w:val="en-AT"/>
-        </w:rPr>
         <w:t>4. „inhaltliche Dokumentzusammenfassung“ on device</w:t>
       </w:r>
     </w:p>
     <w:p>
-      <w:pPr>
-        <w:rPr>
-          <w:lang w:val="en-AT"/>
-        </w:rPr>
-      </w:pPr>
       <w:r>
-        <w:rPr>
-          <w:lang w:val="en-AT"/>
-        </w:rPr>
         <w:t> </w:t>
       </w:r>
     </w:p>
     <w:p>
       <w:pPr>
         <w:pStyle w:val="Heading1"/>
-        <w:rPr>
-          <w:lang w:val="en-AT"/>
-        </w:rPr>
       </w:pPr>
       <w:bookmarkStart w:id="3" w:name="_Toc224556346"/>
       <w:r>
-        <w:rPr>
-          <w:lang w:val="en-AT"/>
-        </w:rPr>
         <w:t>Latenzvorgaben:</w:t>
       </w:r>
       <w:bookmarkEnd w:id="3"/>
@@ -1072,29 +931,17 @@
           <w:ilvl w:val="0"/>
           <w:numId w:val="41"/>
         </w:numPr>
-        <w:rPr>
-          <w:lang w:val="en-AT"/>
-        </w:rPr>
       </w:pPr>
       <w:r>
-        <w:rPr>
-          <w:lang w:val="en-AT"/>
-        </w:rPr>
         <w:t>Lt. Literatur wird circa 1 Sekunde als nahtlos wahrgenommen („flow of thought stays uninterrupted“); bis 0,1 Sekunden wird es als „instant“ wahrgenommen. à Jedenfalls unter 1s.</w:t>
       </w:r>
     </w:p>
     <w:p>
       <w:pPr>
         <w:pStyle w:val="Heading1"/>
-        <w:rPr>
-          <w:lang w:val="en-AT"/>
-        </w:rPr>
       </w:pPr>
       <w:bookmarkStart w:id="4" w:name="_Toc224556347"/>
       <w:r>
-        <w:rPr>
-          <w:lang w:val="en-AT"/>
-        </w:rPr>
         <w:t>AI-Belegerkennung allgemein</w:t>
       </w:r>
       <w:bookmarkEnd w:id="4"/>
@@ -1105,14 +952,8 @@
           <w:ilvl w:val="0"/>
           <w:numId w:val="42"/>
         </w:numPr>
-        <w:rPr>
-          <w:lang w:val="en-AT"/>
-        </w:rPr>
       </w:pPr>
       <w:r>
-        <w:rPr>
-          <w:lang w:val="en-AT"/>
-        </w:rPr>
         <w:t>Gedanklich sind wir bei LLM-basierten Ansätzen on device, oder auch spezialisierten Lösungen</w:t>
       </w:r>
     </w:p>
@@ -1122,14 +963,8 @@
           <w:ilvl w:val="0"/>
           <w:numId w:val="42"/>
         </w:numPr>
-        <w:rPr>
-          <w:lang w:val="en-AT"/>
-        </w:rPr>
       </w:pPr>
       <w:r>
-        <w:rPr>
-          <w:lang w:val="en-AT"/>
-        </w:rPr>
         <w:t>Achtung – Update: Wir schließen auch Finetuning nicht aus, somit zusammengefasst, z. B.:</w:t>
       </w:r>
     </w:p>
@@ -1139,14 +974,8 @@
           <w:ilvl w:val="1"/>
           <w:numId w:val="42"/>
         </w:numPr>
-        <w:rPr>
-          <w:lang w:val="en-AT"/>
-        </w:rPr>
       </w:pPr>
       <w:r>
-        <w:rPr>
-          <w:lang w:val="en-AT"/>
-        </w:rPr>
         <w:t>1. OCRà Klassifikation auf Textà Datenextraktion</w:t>
       </w:r>
     </w:p>
@@ -1156,14 +985,8 @@
           <w:ilvl w:val="1"/>
           <w:numId w:val="42"/>
         </w:numPr>
-        <w:rPr>
-          <w:lang w:val="en-AT"/>
-        </w:rPr>
       </w:pPr>
       <w:r>
-        <w:rPr>
-          <w:lang w:val="en-AT"/>
-        </w:rPr>
         <w:t>2. Vision LM</w:t>
       </w:r>
     </w:p>
@@ -1173,14 +996,8 @@
           <w:ilvl w:val="1"/>
           <w:numId w:val="42"/>
         </w:numPr>
-        <w:rPr>
-          <w:lang w:val="en-AT"/>
-        </w:rPr>
       </w:pPr>
       <w:r>
-        <w:rPr>
-          <w:lang w:val="en-AT"/>
-        </w:rPr>
         <w:t>3. Klassisches ML</w:t>
       </w:r>
     </w:p>
@@ -1190,14 +1007,8 @@
           <w:ilvl w:val="1"/>
           <w:numId w:val="42"/>
         </w:numPr>
-        <w:rPr>
-          <w:lang w:val="en-AT"/>
-        </w:rPr>
       </w:pPr>
       <w:r>
-        <w:rPr>
-          <w:lang w:val="en-AT"/>
-        </w:rPr>
         <w:t>4. Finetuning mit synthetischen Daten</w:t>
       </w:r>
     </w:p>
@@ -1207,42 +1018,24 @@
           <w:ilvl w:val="0"/>
           <w:numId w:val="42"/>
         </w:numPr>
-        <w:rPr>
-          <w:lang w:val="en-AT"/>
-        </w:rPr>
       </w:pPr>
       <w:r>
-        <w:rPr>
-          <w:lang w:val="en-AT"/>
-        </w:rPr>
         <w:lastRenderedPageBreak/>
         <w:t>ad. maximale Modellgrößen u. ä.:</w:t>
       </w:r>
       <w:r>
-        <w:rPr>
-          <w:lang w:val="en-AT"/>
-        </w:rPr>
         <w:br/>
       </w:r>
       <w:r>
-        <w:rPr>
-          <w:lang w:val="en-AT"/>
-        </w:rPr>
         <w:t>als Rechercheansatz: evtl. qwen-3.5 mit 0,8B und quantisiert. Oder z. B. MobileBERT.</w:t>
       </w:r>
     </w:p>
     <w:p>
       <w:pPr>
         <w:pStyle w:val="Heading1"/>
-        <w:rPr>
-          <w:lang w:val="en-AT"/>
-        </w:rPr>
       </w:pPr>
       <w:bookmarkStart w:id="5" w:name="_Toc224556348"/>
       <w:r>
-        <w:rPr>
-          <w:lang w:val="en-AT"/>
-        </w:rPr>
         <w:t>Tech Stack:</w:t>
       </w:r>
       <w:bookmarkEnd w:id="5"/>
@@ -1253,27 +1046,13 @@
           <w:ilvl w:val="0"/>
           <w:numId w:val="34"/>
         </w:numPr>
-        <w:rPr>
-          <w:lang w:val="en-AT"/>
-        </w:rPr>
       </w:pPr>
       <w:r>
-        <w:rPr>
-          <w:lang w:val="en-AT"/>
-        </w:rPr>
         <w:t>Unsere Apps werden auf Basis von .NET MAUI implementiert, da wir iOS und Android parallel entwickeln. Für einen Mockup könnten Sie jedoch auch Kotlin o.ä. verwenden (da es um einen PoC geht).</w:t>
       </w:r>
     </w:p>
     <w:p>
-      <w:pPr>
-        <w:rPr>
-          <w:lang w:val="en-AT"/>
-        </w:rPr>
-      </w:pPr>
       <w:r>
-        <w:rPr>
-          <w:lang w:val="en-AT"/>
-        </w:rPr>
         <w:t>Achtung: Es soll jedoch analysiert werden, ob die Komponenten und Features auch in .NET MAUI verfügbar sind.</w:t>
       </w:r>
     </w:p>
@@ -1283,29 +1062,17 @@
           <w:ilvl w:val="0"/>
           <w:numId w:val="35"/>
         </w:numPr>
-        <w:rPr>
-          <w:lang w:val="en-AT"/>
-        </w:rPr>
       </w:pPr>
       <w:r>
-        <w:rPr>
-          <w:lang w:val="en-AT"/>
-        </w:rPr>
         <w:t>Hinweis: Falls Sie den App-Mockup als Container für die AI-Belegerkennung durch Vibe-Coding implementieren, sollte das BMD Go Layout nachempfunden werden.</w:t>
       </w:r>
     </w:p>
     <w:p>
       <w:pPr>
         <w:pStyle w:val="Heading1"/>
-        <w:rPr>
-          <w:lang w:val="en-AT"/>
-        </w:rPr>
       </w:pPr>
       <w:bookmarkStart w:id="6" w:name="_Toc224556349"/>
       <w:r>
-        <w:rPr>
-          <w:lang w:val="en-AT"/>
-        </w:rPr>
         <w:t>Dokumentation und Präsentation:</w:t>
       </w:r>
       <w:bookmarkEnd w:id="6"/>
@@ -1316,14 +1083,8 @@
           <w:ilvl w:val="0"/>
           <w:numId w:val="37"/>
         </w:numPr>
-        <w:rPr>
-          <w:lang w:val="en-AT"/>
-        </w:rPr>
       </w:pPr>
       <w:r>
-        <w:rPr>
-          <w:lang w:val="en-AT"/>
-        </w:rPr>
         <w:t>Schriftlich würde mir ein zusammenfassendes Dokument in möglichst kleinem Umfang reichen (Systemarchitektur, TechStack, …). Der Sourcecode soll natürlich entsprechend dokumentiert werden und im besten Fall über Github o.ä. zur Verfügung gestellt werden.</w:t>
       </w:r>
     </w:p>
@@ -1333,14 +1094,8 @@
           <w:ilvl w:val="0"/>
           <w:numId w:val="37"/>
         </w:numPr>
-        <w:rPr>
-          <w:lang w:val="en-AT"/>
-        </w:rPr>
       </w:pPr>
       <w:r>
-        <w:rPr>
-          <w:lang w:val="en-AT"/>
-        </w:rPr>
         <w:t>Normalerweise wird in Projekten dieser Art alle paar Wochen ein Sprint Review/Preview organisiert.</w:t>
       </w:r>
     </w:p>
@@ -1350,24 +1105,12 @@
           <w:ilvl w:val="0"/>
           <w:numId w:val="37"/>
         </w:numPr>
-        <w:rPr>
-          <w:lang w:val="en-AT"/>
-        </w:rPr>
       </w:pPr>
       <w:r>
-        <w:rPr>
-          <w:lang w:val="en-AT"/>
-        </w:rPr>
         <w:t>Endpräsentation bei uns in Steyr (Projektpräsentation mit Slide und Demo) wäre super- natürlich inkl. Unternehmensführung.</w:t>
       </w:r>
     </w:p>
-    <w:p>
-      <w:pPr>
-        <w:rPr>
-          <w:lang w:val="en-AT"/>
-        </w:rPr>
-      </w:pPr>
-    </w:p>
+    <w:p/>
     <w:sectPr>
       <w:pgSz w:w="11906" w:h="16838"/>
       <w:pgMar w:top="1440" w:right="1440" w:bottom="1440" w:left="1440" w:header="708" w:footer="708" w:gutter="0"/>
@@ -8085,6 +7828,7 @@
   <w:style w:type="character" w:default="1" w:styleId="DefaultParagraphFont">
     <w:name w:val="Default Paragraph Font"/>
     <w:uiPriority w:val="1"/>
+    <w:semiHidden/>
     <w:unhideWhenUsed/>
   </w:style>
   <w:style w:type="table" w:default="1" w:styleId="TableNormal">
